--- a/data/ai_paras/AI_para_187.docx
+++ b/data/ai_paras/AI_para_187.docx
@@ -4,7 +4,7 @@
   <w:body>
     <w:p>
       <w:r>
-        <w:t>When analyzing divergent issues in Token Security research between conference papers and journal publications, it becomes apparent that the focus on regulatory compliance is more pronounced in journal articles. Journals frequently delve into the complexities of aligning security tokens with existing legal frameworks, a topic that is comparatively less emphasized in conference proceedings (Ref-u788532). On the other hand, conference papers often prioritize technological innovations, such as the integration of blockchain and cryptographic advancements, highlighting their potential to enhance security protocols (Ref-u788532). Another divergence lies in the treatment of interoperability; while both sources acknowledge its importance, journals tend to offer more comprehensive discussions on the theoretical frameworks needed for seamless integration across platforms (Ref-u788532). These disparities underscore the complementary nature of the two types of literature, with each providing unique insights that collectively enrich the field of Token Security.</w:t>
+        <w:t>The examination of journal publications reveals substantial contributions to the field of Token Security, particularly in advancing theoretical frameworks and practical applications. A significant focus is on developing robust solutions that integrate security tokens with existing legal and regulatory frameworks, thereby enhancing their credibility and acceptance in various sectors (Ref-s731462). Furthermore, these publications often delve into the technical intricacies of token systems, such as improving scalability and ensuring interoperability across multiple platforms, which are critical for widespread adoption (Ref-s731462). Another noteworthy aspect is the exploration of innovative cryptographic techniques that aim to enhance the resilience of token systems against emerging cyber threats, ensuring the integrity and confidentiality of digital transactions (Ref-s731462). Overall, journal publications play a pivotal role in bridging theoretical insights with practical implementations, contributing to a deeper understanding and development of secure token ecosystems.</w:t>
       </w:r>
     </w:p>
     <w:sectPr>
